--- a/Introduccion a la Ingenieria/Kit docente/Clase 8/Guion Docente Clase 8 - Taller de aplicacion del ciclo de vida.docx
+++ b/Introduccion a la Ingenieria/Kit docente/Clase 8/Guion Docente Clase 8 - Taller de aplicacion del ciclo de vida.docx
@@ -69,7 +69,7 @@
           <w:color w:val="4A4A49"/>
           <w:sz w:val="22"/>
         </w:rPr>
-        <w:t>Tipo: Clase virtual sincrónica por Google Meet · Sesión 8 de 16 · corresponde al tema 8 del microcurrículo</w:t>
+        <w:t>Tipo: Clase virtual sincrónica por Google Meet · Sesión 5 de 11 (sesión doble junto con la Clase 7) · corresponde al tema 8 del microcurrículo</w:t>
       </w:r>
     </w:p>
     <w:p>
@@ -169,6 +169,7 @@
       <w:r>
         <w:rPr>
           <w:rFonts w:ascii="Consolas" w:hAnsi="Consolas"/>
+          <w:b w:val="0"/>
           <w:color w:val="111111"/>
           <w:sz w:val="21"/>
         </w:rPr>
@@ -957,7 +958,7 @@
           <w:color w:val="4A4A49"/>
           <w:sz w:val="22"/>
         </w:rPr>
-        <w:t xml:space="preserve">. Los otros dos requisitos se escriben en una lista titulada «versión siguiente». Esa lista no es una derrota: es la prueba de que el equipo sabe lo que dejó fuera, y en la sesión 15 se muestra. Vale la pena decírselo con estas palabras: </w:t>
+        <w:t xml:space="preserve">. Los otros dos requisitos se escriben en una lista titulada «versión siguiente». Esa lista no es una derrota: es la prueba de que el equipo sabe lo que dejó fuera, y en la Clase 15 se muestra. Vale la pena decírselo con estas palabras: </w:t>
       </w:r>
       <w:r>
         <w:rPr>
@@ -1069,6 +1070,7 @@
       <w:r>
         <w:rPr>
           <w:rFonts w:ascii="Consolas" w:hAnsi="Consolas"/>
+          <w:b w:val="0"/>
           <w:color w:val="111111"/>
           <w:sz w:val="21"/>
         </w:rPr>
@@ -1223,7 +1225,7 @@
           <w:color w:val="4A4A49"/>
           <w:sz w:val="22"/>
         </w:rPr>
-        <w:t>Para la sesión 9</w:t>
+        <w:t>Para la Clase 9</w:t>
       </w:r>
     </w:p>
     <w:p>
@@ -1494,7 +1496,7 @@
           <w:color w:val="4A4A49"/>
           <w:sz w:val="22"/>
         </w:rPr>
-        <w:t>: es lo que va a decidir la calidad de la sesión 12.</w:t>
+        <w:t>: es lo que va a decidir la calidad de la Clase 12.</w:t>
       </w:r>
     </w:p>
     <w:p>
@@ -1805,7 +1807,7 @@
           <w:color w:val="4A4A49"/>
           <w:sz w:val="22"/>
         </w:rPr>
-        <w:t>Recuerde las dos trampas de la validación —no probar con el equipo, no preguntar «¿le gusta?»— porque se van a aplicar en la sesión 12.</w:t>
+        <w:t>Recuerde las dos trampas de la validación —no probar con el equipo, no preguntar «¿le gusta?»— porque se van a aplicar en la Clase 12.</w:t>
       </w:r>
     </w:p>
     <w:p>
@@ -2247,7 +2249,7 @@
           <w:color w:val="4A4A49"/>
           <w:sz w:val="22"/>
         </w:rPr>
-        <w:t>Sí, y por eso se escribe la matriz: si en la sesión 10 aparece un dato nuevo, se cambia una calificación y se ve si la decisión se mueve. Eso es rediseñar con argumento. Lo que no funciona es cambiar de idea sin registro, porque en la sesión 15 nadie va a poder explicar por qué se hizo lo que se hizo.</w:t>
+        <w:t>Sí, y por eso se escribe la matriz: si en la Clase 10 aparece un dato nuevo, se cambia una calificación y se ve si la decisión se mueve. Eso es rediseñar con argumento. Lo que no funciona es cambiar de idea sin registro, porque en la Clase 15 nadie va a poder explicar por qué se hizo lo que se hizo.</w:t>
       </w:r>
     </w:p>
     <w:p>
@@ -2510,6 +2512,7 @@
       <w:r>
         <w:rPr>
           <w:rFonts w:ascii="Consolas" w:hAnsi="Consolas"/>
+          <w:b w:val="0"/>
           <w:color w:val="111111"/>
           <w:sz w:val="21"/>
         </w:rPr>
@@ -2531,6 +2534,7 @@
       <w:r>
         <w:rPr>
           <w:rFonts w:ascii="Consolas" w:hAnsi="Consolas"/>
+          <w:b w:val="0"/>
           <w:color w:val="111111"/>
           <w:sz w:val="21"/>
         </w:rPr>
@@ -2568,6 +2572,7 @@
       <w:r>
         <w:rPr>
           <w:rFonts w:ascii="Consolas" w:hAnsi="Consolas"/>
+          <w:b w:val="0"/>
           <w:color w:val="111111"/>
           <w:sz w:val="21"/>
         </w:rPr>
@@ -2589,6 +2594,7 @@
       <w:r>
         <w:rPr>
           <w:rFonts w:ascii="Consolas" w:hAnsi="Consolas"/>
+          <w:b w:val="0"/>
           <w:color w:val="111111"/>
           <w:sz w:val="21"/>
         </w:rPr>

--- a/Introduccion a la Ingenieria/Kit docente/Clase 8/Guion Docente Clase 8 - Taller de aplicacion del ciclo de vida.docx
+++ b/Introduccion a la Ingenieria/Kit docente/Clase 8/Guion Docente Clase 8 - Taller de aplicacion del ciclo de vida.docx
@@ -69,7 +69,7 @@
           <w:color w:val="4A4A49"/>
           <w:sz w:val="22"/>
         </w:rPr>
-        <w:t>Tipo: Clase virtual sincrónica por Google Meet · Sesión 5 de 11 (sesión doble junto con la Clase 7) · corresponde al tema 8 del microcurrículo</w:t>
+        <w:t>Tipo: Clase virtual sincrónica por Microsoft Teams · Sesión 5 de 11 (sesión doble junto con la Clase 7) · corresponde al tema 8 del microcurrículo</w:t>
       </w:r>
     </w:p>
     <w:p>
@@ -98,7 +98,7 @@
           <w:color w:val="4A4A49"/>
           <w:sz w:val="22"/>
         </w:rPr>
-        <w:t xml:space="preserve"> por Google Meet · actividades en plataformas gratuitas en la nube · los 5 equipos trabajan en </w:t>
+        <w:t xml:space="preserve"> por Microsoft Teams · actividades en plataformas gratuitas en la nube · los 5 equipos trabajan en </w:t>
       </w:r>
       <w:r>
         <w:rPr>
